--- a/rapports/2026-06-06/EQ26/EQ26_sup_v2/DR_091201010013/04-64-09-47.docx
+++ b/rapports/2026-06-06/EQ26/EQ26_sup_v2/DR_091201010013/04-64-09-47.docx
@@ -297,7 +297,7 @@
           <w:color w:val="1F6FEB"/>
           <w:sz w:val="22"/>
         </w:rPr>
-        <w:t>⚠ INCOHÉRENCES À CORRIGER (102)</w:t>
+        <w:t>⚠ INCOHÉRENCES À CORRIGER (97)</w:t>
       </w:r>
     </w:p>
     <w:tbl>
@@ -1174,7 +1174,7 @@
                 <w:color w:val="16A34A"/>
                 <w:sz w:val="16"/>
               </w:rPr>
-              <w:t>—</w:t>
+              <w:t>s01q32, s01q36, s01q38, s04q37_modif, s02q33, s02q34, s01q00b</w:t>
             </w:r>
           </w:p>
         </w:tc>
@@ -1205,7 +1205,7 @@
                 <w:i w:val="0"/>
                 <w:sz w:val="17"/>
               </w:rPr>
-              <w:t>Incohérence!!! seulement les écoles privées paient les frais de scolarité (y compris les frais d'inscription).</w:t>
+              <w:t>Peu probable!!! Vu l'âge (17 ans) de AIDA DIOUF ou l'année à laquelle AIDA DIOUF a fréquenté l'école pour la dernière fois (.) le dernier diplome de AIDA DIOUF ne peut être le Certificat d'études primaires (CEP), prière de corriger cette incohérence ou confirmer avec le QG.</w:t>
             </w:r>
           </w:p>
         </w:tc>
@@ -1238,7 +1238,7 @@
                 <w:i w:val="0"/>
                 <w:sz w:val="16"/>
               </w:rPr>
-              <w:t>S02</w:t>
+              <w:t>S07</w:t>
               <w:br/>
             </w:r>
             <w:r>
@@ -1248,7 +1248,7 @@
                 <w:color w:val="64748B"/>
                 <w:sz w:val="14"/>
               </w:rPr>
-              <w:t>Éducation</w:t>
+              <w:t>Consommation alimentaire</w:t>
             </w:r>
           </w:p>
         </w:tc>
@@ -1264,7 +1264,7 @@
                 <w:color w:val="16A34A"/>
                 <w:sz w:val="16"/>
               </w:rPr>
-              <w:t>s01q32, s01q36, s01q38, s04q37_modif, s02q33, s02q34, s01q00b</w:t>
+              <w:t>s00q27, s01q00a, s01q12, s01q13, s02q04, s03q11, s03q12, s01q01</w:t>
             </w:r>
           </w:p>
         </w:tc>
@@ -1295,7 +1295,7 @@
                 <w:i w:val="0"/>
                 <w:sz w:val="17"/>
               </w:rPr>
-              <w:t>Peu probable!!! Vu l'âge (17 ans) de AIDA DIOUF ou l'année à laquelle AIDA DIOUF a fréquenté l'école pour la dernière fois (.) le dernier diplome de AIDA DIOUF ne peut être le Certificat d'études primaires (CEP), prière de corriger cette incohérence ou confirmer avec le QG.</w:t>
+              <w:t>Avertissement!!! Le ménage a consommé 56 Morceau (Portion) de Petit de Choux  ce qui semble incoherent pour une consommation aucours des 7 derniers jours, prière de verifier et corriger.</w:t>
             </w:r>
           </w:p>
         </w:tc>
@@ -1354,7 +1354,7 @@
                 <w:color w:val="16A34A"/>
                 <w:sz w:val="16"/>
               </w:rPr>
-              <w:t>s00q27, s01q00a, s01q12, s01q13, s02q04, s03q11, s03q12, s01q01</w:t>
+              <w:t>s00q27, s01q03a, s01q03b, s01q03c, s02q04, s03q14, s04q15, s04q16</w:t>
             </w:r>
           </w:p>
         </w:tc>
@@ -1385,7 +1385,7 @@
                 <w:i w:val="0"/>
                 <w:sz w:val="17"/>
               </w:rPr>
-              <w:t>Avertissement!!! Le ménage a consommé 56 Morceau (Portion) de Petit de Choux  ce qui semble incoherent pour une consommation aucours des 7 derniers jours, prière de verifier et corriger.</w:t>
+              <w:t>Incohérence!! Dans ce ménage, chaque individus consomme par jour .8142858 Kg  de cereale; Prière de vérifier les quantités prises des produits cérealiers (de Riz local Gambiaka à Autres semoules de céréales) auprès du ménage ou confirmer avec le QG.</w:t>
             </w:r>
           </w:p>
         </w:tc>
@@ -1418,7 +1418,7 @@
                 <w:i w:val="0"/>
                 <w:sz w:val="16"/>
               </w:rPr>
-              <w:t>S07</w:t>
+              <w:t>S15</w:t>
               <w:br/>
             </w:r>
             <w:r>
@@ -1428,7 +1428,7 @@
                 <w:color w:val="64748B"/>
                 <w:sz w:val="14"/>
               </w:rPr>
-              <w:t>Consommation alimentaire</w:t>
+              <w:t>Filets de sécurité</w:t>
             </w:r>
           </w:p>
         </w:tc>
@@ -1444,7 +1444,7 @@
                 <w:color w:val="16A34A"/>
                 <w:sz w:val="16"/>
               </w:rPr>
-              <w:t>s00q27, s01q03a, s01q03b, s01q03c, s02q04, s03q14, s04q15, s04q16</w:t>
+              <w:t>s00q11, s01q03b, s01q04b, s02q01__1, s02q02__1, s02q03__1, s02q04, s02q15</w:t>
             </w:r>
           </w:p>
         </w:tc>
@@ -1475,7 +1475,7 @@
                 <w:i w:val="0"/>
                 <w:sz w:val="17"/>
               </w:rPr>
-              <w:t>Incohérence!! Dans ce ménage, chaque individus consomme par jour .8142858 Kg  de cereale; Prière de vérifier les quantités prises des produits cérealiers (de Riz local Gambiaka à Autres semoules de céréales) auprès du ménage ou confirmer avec le QG.</w:t>
+              <w:t>Le temps que le ménage a réçu pour Supplément alimentaire pour les enfants malnutrits par jour semble incoherent. Prière de corriger.</w:t>
             </w:r>
           </w:p>
         </w:tc>
@@ -1508,7 +1508,7 @@
                 <w:i w:val="0"/>
                 <w:sz w:val="16"/>
               </w:rPr>
-              <w:t>S15</w:t>
+              <w:t>S16</w:t>
               <w:br/>
             </w:r>
             <w:r>
@@ -1518,7 +1518,7 @@
                 <w:color w:val="64748B"/>
                 <w:sz w:val="14"/>
               </w:rPr>
-              <w:t>Filets de sécurité</w:t>
+              <w:t>Agriculture</w:t>
             </w:r>
           </w:p>
         </w:tc>
@@ -1534,7 +1534,7 @@
                 <w:color w:val="16A34A"/>
                 <w:sz w:val="16"/>
               </w:rPr>
-              <w:t>s00q11, s01q03b, s01q04b, s02q01__1, s02q02__1, s02q03__1, s02q04, s02q15</w:t>
+              <w:t>s00q07a, s00q08, s00q10, s00q13_0, s00q15_0, s00q17_0, s00q23a, s00q23b</w:t>
             </w:r>
           </w:p>
         </w:tc>
@@ -1565,7 +1565,7 @@
                 <w:i w:val="0"/>
                 <w:sz w:val="17"/>
               </w:rPr>
-              <w:t>Le temps que le ménage a réçu pour Supplément alimentaire pour les enfants malnutrits par jour semble incoherent. Prière de corriger.</w:t>
+              <w:t>La somme des quantités consommées (0 kg), des quantités offertes (25 kg),  des quantités vendus (1 kg) et des quantités en stock (0 kg) depasse la quantité totale (1 kg) que le ménage a eu après la recolte de Arachide , prière de corriger cette incoherence.</w:t>
             </w:r>
           </w:p>
         </w:tc>
@@ -1598,7 +1598,7 @@
                 <w:i w:val="0"/>
                 <w:sz w:val="16"/>
               </w:rPr>
-              <w:t>S16</w:t>
+              <w:t>S20</w:t>
               <w:br/>
             </w:r>
             <w:r>
@@ -1608,7 +1608,7 @@
                 <w:color w:val="64748B"/>
                 <w:sz w:val="14"/>
               </w:rPr>
-              <w:t>Agriculture</w:t>
+              <w:t>Gouvernance / autres</w:t>
             </w:r>
           </w:p>
         </w:tc>
@@ -1624,7 +1624,7 @@
                 <w:color w:val="16A34A"/>
                 <w:sz w:val="16"/>
               </w:rPr>
-              <w:t>s00q07a, s00q08, s00q10, s00q13_0, s00q15_0, s00q17_0, s00q23a, s00q23b</w:t>
+              <w:t>—</w:t>
             </w:r>
           </w:p>
         </w:tc>
@@ -1655,7 +1655,7 @@
                 <w:i w:val="0"/>
                 <w:sz w:val="17"/>
               </w:rPr>
-              <w:t>La somme des quantités consommées (0 kg), des quantités offertes (25 kg),  des quantités vendus (1 kg) et des quantités en stock (0 kg) depasse la quantité totale (1 kg) que le ménage a eu après la recolte de Arachide , prière de corriger cette incoherence.</w:t>
+              <w:t>Incohérence détectée ! Le ménage a précédemment déclaré vivre « Bien » ou « Assez bien » selon son revenu en 20A.02.</w:t>
             </w:r>
           </w:p>
         </w:tc>
@@ -1670,10 +1670,10 @@
               <w:rPr>
                 <w:b/>
                 <w:i w:val="0"/>
-                <w:color w:val="DC2626"/>
-                <w:sz w:val="16"/>
-              </w:rPr>
-              <w:t>Haute</w:t>
+                <w:color w:val="EA580C"/>
+                <w:sz w:val="16"/>
+              </w:rPr>
+              <w:t>Moyenne</w:t>
             </w:r>
           </w:p>
         </w:tc>
@@ -1688,7 +1688,7 @@
                 <w:i w:val="0"/>
                 <w:sz w:val="16"/>
               </w:rPr>
-              <w:t>S20</w:t>
+              <w:t>S00</w:t>
               <w:br/>
             </w:r>
             <w:r>
@@ -1698,7 +1698,7 @@
                 <w:color w:val="64748B"/>
                 <w:sz w:val="14"/>
               </w:rPr>
-              <w:t>Gouvernance / autres</w:t>
+              <w:t>Identification</w:t>
             </w:r>
           </w:p>
         </w:tc>
@@ -1714,7 +1714,7 @@
                 <w:color w:val="16A34A"/>
                 <w:sz w:val="16"/>
               </w:rPr>
-              <w:t>—</w:t>
+              <w:t>s00q27</w:t>
             </w:r>
           </w:p>
         </w:tc>
@@ -1745,7 +1745,7 @@
                 <w:i w:val="0"/>
                 <w:sz w:val="17"/>
               </w:rPr>
-              <w:t>Incohérence détectée ! Le ménage a précédemment déclaré vivre « Bien » ou « Assez bien » selon son revenu en 20A.02.</w:t>
+              <w:t>Le questionnaire semble ne pas être complètement fini mais le questionnaire est en statut complet, prière de compléter le questionnaire.</w:t>
             </w:r>
           </w:p>
         </w:tc>
@@ -1778,7 +1778,7 @@
                 <w:i w:val="0"/>
                 <w:sz w:val="16"/>
               </w:rPr>
-              <w:t>S00</w:t>
+              <w:t>S01</w:t>
               <w:br/>
             </w:r>
             <w:r>
@@ -1788,7 +1788,7 @@
                 <w:color w:val="64748B"/>
                 <w:sz w:val="14"/>
               </w:rPr>
-              <w:t>Identification</w:t>
+              <w:t>Démographie</w:t>
             </w:r>
           </w:p>
         </w:tc>
@@ -1804,7 +1804,7 @@
                 <w:color w:val="16A34A"/>
                 <w:sz w:val="16"/>
               </w:rPr>
-              <w:t>s00q27</w:t>
+              <w:t>—</w:t>
             </w:r>
           </w:p>
         </w:tc>
@@ -1835,7 +1835,7 @@
                 <w:i w:val="0"/>
                 <w:sz w:val="17"/>
               </w:rPr>
-              <w:t>Le questionnaire semble ne pas être complètement fini mais le questionnaire est en statut complet, prière de compléter le questionnaire.</w:t>
+              <w:t>Prière de verifier l'information donnée par AIDA DIOUF ou corriger au niveau de la section 1.</w:t>
             </w:r>
           </w:p>
         </w:tc>
@@ -1925,7 +1925,7 @@
                 <w:i w:val="0"/>
                 <w:sz w:val="17"/>
               </w:rPr>
-              <w:t>Prière de verifier l'information donnée par AIDA DIOUF ou corriger au niveau de la section 1.</w:t>
+              <w:t>Prière de verifier l'information donnée par AMINATA GAYE DIOUF ou corriger au niveau de la section 1.</w:t>
             </w:r>
           </w:p>
         </w:tc>
@@ -2015,7 +2015,7 @@
                 <w:i w:val="0"/>
                 <w:sz w:val="17"/>
               </w:rPr>
-              <w:t>Prière de verifier l'information donnée par AMINATA GAYE DIOUF ou corriger au niveau de la section 1.</w:t>
+              <w:t>Prière de verifier l'information donnée par IBRAHIMA DIOUF ou corriger au niveau de la section 1.</w:t>
             </w:r>
           </w:p>
         </w:tc>
@@ -2105,7 +2105,7 @@
                 <w:i w:val="0"/>
                 <w:sz w:val="17"/>
               </w:rPr>
-              <w:t>Prière de verifier l'information donnée par IBRAHIMA DIOUF ou corriger au niveau de la section 1.</w:t>
+              <w:t>Prière de verifier l'information donnée par MOUHAMED MAHECOR DIOUF ou corriger au niveau de la section 1.</w:t>
             </w:r>
           </w:p>
         </w:tc>
@@ -2164,7 +2164,7 @@
                 <w:color w:val="16A34A"/>
                 <w:sz w:val="16"/>
               </w:rPr>
-              <w:t>—</w:t>
+              <w:t>s01q10_1</w:t>
             </w:r>
           </w:p>
         </w:tc>
@@ -2195,457 +2195,7 @@
                 <w:i w:val="0"/>
                 <w:sz w:val="17"/>
               </w:rPr>
-              <w:t>Prière de verifier l'information donnée par MOUHAMED MAHECOR DIOUF ou corriger au niveau de la section 1.</w:t>
-            </w:r>
-          </w:p>
-        </w:tc>
-      </w:tr>
-      <w:tr>
-        <w:tc>
-          <w:tcPr>
-            <w:tcW w:type="dxa" w:w="964"/>
-          </w:tcPr>
-          <w:p>
-            <w:r>
-              <w:rPr>
-                <w:b/>
-                <w:i w:val="0"/>
-                <w:color w:val="EA580C"/>
-                <w:sz w:val="16"/>
-              </w:rPr>
-              <w:t>Moyenne</w:t>
-            </w:r>
-          </w:p>
-        </w:tc>
-        <w:tc>
-          <w:tcPr>
-            <w:tcW w:type="dxa" w:w="1247"/>
-          </w:tcPr>
-          <w:p>
-            <w:r>
-              <w:rPr>
-                <w:b/>
-                <w:i w:val="0"/>
-                <w:sz w:val="16"/>
-              </w:rPr>
-              <w:t>S01</w:t>
-              <w:br/>
-            </w:r>
-            <w:r>
-              <w:rPr>
-                <w:b w:val="0"/>
-                <w:i w:val="0"/>
-                <w:color w:val="64748B"/>
-                <w:sz w:val="14"/>
-              </w:rPr>
-              <w:t>Démographie</w:t>
-            </w:r>
-          </w:p>
-        </w:tc>
-        <w:tc>
-          <w:tcPr>
-            <w:tcW w:type="dxa" w:w="1531"/>
-          </w:tcPr>
-          <w:p>
-            <w:r>
-              <w:rPr>
-                <w:b/>
-                <w:i w:val="0"/>
-                <w:color w:val="16A34A"/>
-                <w:sz w:val="16"/>
-              </w:rPr>
-              <w:t>s01q10_1</w:t>
-            </w:r>
-          </w:p>
-        </w:tc>
-        <w:tc>
-          <w:tcPr>
-            <w:tcW w:type="dxa" w:w="1191"/>
-          </w:tcPr>
-          <w:p>
-            <w:r>
-              <w:rPr>
-                <w:b w:val="0"/>
-                <w:i w:val="0"/>
-                <w:color w:val="64748B"/>
-                <w:sz w:val="16"/>
-              </w:rPr>
-              <w:t>GT-CQ</w:t>
-            </w:r>
-          </w:p>
-        </w:tc>
-        <w:tc>
-          <w:tcPr>
-            <w:tcW w:type="dxa" w:w="4706"/>
-          </w:tcPr>
-          <w:p>
-            <w:r>
-              <w:rPr>
-                <w:b w:val="0"/>
-                <w:i w:val="0"/>
-                <w:sz w:val="17"/>
-              </w:rPr>
               <w:t>La taille du ménage lors de l'enquête principale (5) de ce ménage est inférieur à la taille du denombrement (6), prière de fournir des explications concrètes ou aller revisiter le ménage.</w:t>
-            </w:r>
-          </w:p>
-        </w:tc>
-      </w:tr>
-      <w:tr>
-        <w:tc>
-          <w:tcPr>
-            <w:tcW w:type="dxa" w:w="964"/>
-          </w:tcPr>
-          <w:p>
-            <w:r>
-              <w:rPr>
-                <w:b/>
-                <w:i w:val="0"/>
-                <w:color w:val="EA580C"/>
-                <w:sz w:val="16"/>
-              </w:rPr>
-              <w:t>Moyenne</w:t>
-            </w:r>
-          </w:p>
-        </w:tc>
-        <w:tc>
-          <w:tcPr>
-            <w:tcW w:type="dxa" w:w="1247"/>
-          </w:tcPr>
-          <w:p>
-            <w:r>
-              <w:rPr>
-                <w:b/>
-                <w:i w:val="0"/>
-                <w:sz w:val="16"/>
-              </w:rPr>
-              <w:t>S02</w:t>
-              <w:br/>
-            </w:r>
-            <w:r>
-              <w:rPr>
-                <w:b w:val="0"/>
-                <w:i w:val="0"/>
-                <w:color w:val="64748B"/>
-                <w:sz w:val="14"/>
-              </w:rPr>
-              <w:t>Éducation</w:t>
-            </w:r>
-          </w:p>
-        </w:tc>
-        <w:tc>
-          <w:tcPr>
-            <w:tcW w:type="dxa" w:w="1531"/>
-          </w:tcPr>
-          <w:p>
-            <w:r>
-              <w:rPr>
-                <w:b/>
-                <w:i w:val="0"/>
-                <w:color w:val="16A34A"/>
-                <w:sz w:val="16"/>
-              </w:rPr>
-              <w:t>—</w:t>
-            </w:r>
-          </w:p>
-        </w:tc>
-        <w:tc>
-          <w:tcPr>
-            <w:tcW w:type="dxa" w:w="1191"/>
-          </w:tcPr>
-          <w:p>
-            <w:r>
-              <w:rPr>
-                <w:b w:val="0"/>
-                <w:i w:val="0"/>
-                <w:color w:val="64748B"/>
-                <w:sz w:val="16"/>
-              </w:rPr>
-              <w:t>GT-CQ</w:t>
-            </w:r>
-          </w:p>
-        </w:tc>
-        <w:tc>
-          <w:tcPr>
-            <w:tcW w:type="dxa" w:w="4706"/>
-          </w:tcPr>
-          <w:p>
-            <w:r>
-              <w:rPr>
-                <w:b w:val="0"/>
-                <w:i w:val="0"/>
-                <w:sz w:val="17"/>
-              </w:rPr>
-              <w:t>veuillez, s'il vous plait, confirmer les frais de scolarité ( 1500 FCFA) payée de IBRAHIMA DIOUF avec le QG ou apporter les corrections nécessaires.</w:t>
-            </w:r>
-          </w:p>
-        </w:tc>
-      </w:tr>
-      <w:tr>
-        <w:tc>
-          <w:tcPr>
-            <w:tcW w:type="dxa" w:w="964"/>
-          </w:tcPr>
-          <w:p>
-            <w:r>
-              <w:rPr>
-                <w:b/>
-                <w:i w:val="0"/>
-                <w:color w:val="EA580C"/>
-                <w:sz w:val="16"/>
-              </w:rPr>
-              <w:t>Moyenne</w:t>
-            </w:r>
-          </w:p>
-        </w:tc>
-        <w:tc>
-          <w:tcPr>
-            <w:tcW w:type="dxa" w:w="1247"/>
-          </w:tcPr>
-          <w:p>
-            <w:r>
-              <w:rPr>
-                <w:b/>
-                <w:i w:val="0"/>
-                <w:sz w:val="16"/>
-              </w:rPr>
-              <w:t>S02</w:t>
-              <w:br/>
-            </w:r>
-            <w:r>
-              <w:rPr>
-                <w:b w:val="0"/>
-                <w:i w:val="0"/>
-                <w:color w:val="64748B"/>
-                <w:sz w:val="14"/>
-              </w:rPr>
-              <w:t>Éducation</w:t>
-            </w:r>
-          </w:p>
-        </w:tc>
-        <w:tc>
-          <w:tcPr>
-            <w:tcW w:type="dxa" w:w="1531"/>
-          </w:tcPr>
-          <w:p>
-            <w:r>
-              <w:rPr>
-                <w:b/>
-                <w:i w:val="0"/>
-                <w:color w:val="16A34A"/>
-                <w:sz w:val="16"/>
-              </w:rPr>
-              <w:t>—</w:t>
-            </w:r>
-          </w:p>
-        </w:tc>
-        <w:tc>
-          <w:tcPr>
-            <w:tcW w:type="dxa" w:w="1191"/>
-          </w:tcPr>
-          <w:p>
-            <w:r>
-              <w:rPr>
-                <w:b w:val="0"/>
-                <w:i w:val="0"/>
-                <w:color w:val="64748B"/>
-                <w:sz w:val="16"/>
-              </w:rPr>
-              <w:t>GT-CQ</w:t>
-            </w:r>
-          </w:p>
-        </w:tc>
-        <w:tc>
-          <w:tcPr>
-            <w:tcW w:type="dxa" w:w="4706"/>
-          </w:tcPr>
-          <w:p>
-            <w:r>
-              <w:rPr>
-                <w:b w:val="0"/>
-                <w:i w:val="0"/>
-                <w:sz w:val="17"/>
-              </w:rPr>
-              <w:t>veuillez, s'il vous plait, confirmer les frais de scolarité ( 1500 FCFA) payée de MOUHAMED MAHECOR DIOUF avec le QG ou apporter les corrections nécessaires.</w:t>
-            </w:r>
-          </w:p>
-        </w:tc>
-      </w:tr>
-      <w:tr>
-        <w:tc>
-          <w:tcPr>
-            <w:tcW w:type="dxa" w:w="964"/>
-          </w:tcPr>
-          <w:p>
-            <w:r>
-              <w:rPr>
-                <w:b/>
-                <w:i w:val="0"/>
-                <w:color w:val="EA580C"/>
-                <w:sz w:val="16"/>
-              </w:rPr>
-              <w:t>Moyenne</w:t>
-            </w:r>
-          </w:p>
-        </w:tc>
-        <w:tc>
-          <w:tcPr>
-            <w:tcW w:type="dxa" w:w="1247"/>
-          </w:tcPr>
-          <w:p>
-            <w:r>
-              <w:rPr>
-                <w:b/>
-                <w:i w:val="0"/>
-                <w:sz w:val="16"/>
-              </w:rPr>
-              <w:t>S02</w:t>
-              <w:br/>
-            </w:r>
-            <w:r>
-              <w:rPr>
-                <w:b w:val="0"/>
-                <w:i w:val="0"/>
-                <w:color w:val="64748B"/>
-                <w:sz w:val="14"/>
-              </w:rPr>
-              <w:t>Éducation</w:t>
-            </w:r>
-          </w:p>
-        </w:tc>
-        <w:tc>
-          <w:tcPr>
-            <w:tcW w:type="dxa" w:w="1531"/>
-          </w:tcPr>
-          <w:p>
-            <w:r>
-              <w:rPr>
-                <w:b/>
-                <w:i w:val="0"/>
-                <w:color w:val="16A34A"/>
-                <w:sz w:val="16"/>
-              </w:rPr>
-              <w:t>—</w:t>
-            </w:r>
-          </w:p>
-        </w:tc>
-        <w:tc>
-          <w:tcPr>
-            <w:tcW w:type="dxa" w:w="1191"/>
-          </w:tcPr>
-          <w:p>
-            <w:r>
-              <w:rPr>
-                <w:b w:val="0"/>
-                <w:i w:val="0"/>
-                <w:color w:val="64748B"/>
-                <w:sz w:val="16"/>
-              </w:rPr>
-              <w:t>GT-CQ</w:t>
-            </w:r>
-          </w:p>
-        </w:tc>
-        <w:tc>
-          <w:tcPr>
-            <w:tcW w:type="dxa" w:w="4706"/>
-          </w:tcPr>
-          <w:p>
-            <w:r>
-              <w:rPr>
-                <w:b w:val="0"/>
-                <w:i w:val="0"/>
-                <w:sz w:val="17"/>
-              </w:rPr>
-              <w:t>veuillez, s'il vous plait, confirmer les frais de scolarité ( 2500 FCFA) payée de AIDA DIOUF avec le QG ou apporter les corrections nécessaires.</w:t>
-            </w:r>
-          </w:p>
-        </w:tc>
-      </w:tr>
-      <w:tr>
-        <w:tc>
-          <w:tcPr>
-            <w:tcW w:type="dxa" w:w="964"/>
-          </w:tcPr>
-          <w:p>
-            <w:r>
-              <w:rPr>
-                <w:b/>
-                <w:i w:val="0"/>
-                <w:color w:val="EA580C"/>
-                <w:sz w:val="16"/>
-              </w:rPr>
-              <w:t>Moyenne</w:t>
-            </w:r>
-          </w:p>
-        </w:tc>
-        <w:tc>
-          <w:tcPr>
-            <w:tcW w:type="dxa" w:w="1247"/>
-          </w:tcPr>
-          <w:p>
-            <w:r>
-              <w:rPr>
-                <w:b/>
-                <w:i w:val="0"/>
-                <w:sz w:val="16"/>
-              </w:rPr>
-              <w:t>S03</w:t>
-              <w:br/>
-            </w:r>
-            <w:r>
-              <w:rPr>
-                <w:b w:val="0"/>
-                <w:i w:val="0"/>
-                <w:color w:val="64748B"/>
-                <w:sz w:val="14"/>
-              </w:rPr>
-              <w:t>Santé</w:t>
-            </w:r>
-          </w:p>
-        </w:tc>
-        <w:tc>
-          <w:tcPr>
-            <w:tcW w:type="dxa" w:w="1531"/>
-          </w:tcPr>
-          <w:p>
-            <w:r>
-              <w:rPr>
-                <w:b/>
-                <w:i w:val="0"/>
-                <w:color w:val="16A34A"/>
-                <w:sz w:val="16"/>
-              </w:rPr>
-              <w:t>s01q02, s01q12, s01q13, s02q03__2, s03q01, s01q00b</w:t>
-            </w:r>
-          </w:p>
-        </w:tc>
-        <w:tc>
-          <w:tcPr>
-            <w:tcW w:type="dxa" w:w="1191"/>
-          </w:tcPr>
-          <w:p>
-            <w:r>
-              <w:rPr>
-                <w:b w:val="0"/>
-                <w:i w:val="0"/>
-                <w:color w:val="64748B"/>
-                <w:sz w:val="16"/>
-              </w:rPr>
-              <w:t>GT-CQ</w:t>
-            </w:r>
-          </w:p>
-        </w:tc>
-        <w:tc>
-          <w:tcPr>
-            <w:tcW w:type="dxa" w:w="4706"/>
-          </w:tcPr>
-          <w:p>
-            <w:r>
-              <w:rPr>
-                <w:b w:val="0"/>
-                <w:i w:val="0"/>
-                <w:sz w:val="17"/>
-              </w:rPr>
-              <w:t>La section n'est pas renseignée pour CHEIKHOU DAR, prière de la renseigner.</w:t>
             </w:r>
           </w:p>
         </w:tc>
